--- a/companies/northgate-staffing/Engagements/Sanchez-Baker/2017.05.16 - Kickoff Memo - Board Director Search.docx
+++ b/companies/northgate-staffing/Engagements/Sanchez-Baker/2017.05.16 - Kickoff Memo - Board Director Search.docx
@@ -3,36 +3,8 @@
 <w:document xmlns:wpc="http://schemas.microsoft.com/office/word/2010/wordprocessingCanvas" xmlns:mo="http://schemas.microsoft.com/office/mac/office/2008/main" xmlns:mc="http://schemas.openxmlformats.org/markup-compatibility/2006" xmlns:mv="urn:schemas-microsoft-com:mac:vml" xmlns:o="urn:schemas-microsoft-com:office:office" xmlns:r="http://schemas.openxmlformats.org/officeDocument/2006/relationships" xmlns:m="http://schemas.openxmlformats.org/officeDocument/2006/math" xmlns:v="urn:schemas-microsoft-com:vml" xmlns:wp14="http://schemas.microsoft.com/office/word/2010/wordprocessingDrawing" xmlns:wp="http://schemas.openxmlformats.org/drawingml/2006/wordprocessingDrawing" xmlns:w10="urn:schemas-microsoft-com:office:word" xmlns:w="http://schemas.openxmlformats.org/wordprocessingml/2006/main" xmlns:w14="http://schemas.microsoft.com/office/word/2010/wordml" xmlns:wpg="http://schemas.microsoft.com/office/word/2010/wordprocessingGroup" xmlns:wpi="http://schemas.microsoft.com/office/word/2010/wordprocessingInk" xmlns:wne="http://schemas.microsoft.com/office/word/2006/wordml" xmlns:wps="http://schemas.microsoft.com/office/word/2010/wordprocessingShape" mc:Ignorable="w14 wp14">
   <w:body>
     <w:p>
-      <w:pPr>
-        <w:pStyle w:val="Heading1"/>
-      </w:pPr>
       <w:r>
-        <w:t>Memorandum</w:t>
-      </w:r>
-    </w:p>
-    <w:p>
-      <w:r>
-        <w:t>To: James Grant, Jeffrey Patterson</w:t>
-      </w:r>
-    </w:p>
-    <w:p>
-      <w:r>
-        <w:t>From: Jason Bell</w:t>
-      </w:r>
-    </w:p>
-    <w:p>
-      <w:r>
-        <w:t>Re: Kickoff, Board Director Search for Sanchez-Baker</w:t>
-      </w:r>
-    </w:p>
-    <w:p>
-      <w:r>
-        <w:t>The firm is retained by Sanchez-Baker to place one independent director on the board. Work begins May 13, 2017 and the search is scheduled to run about four months. The seat belongs to the board, not to management, which changes who we have to satisfy and how the calendar works. James Grant leads and owns the client relationship. Jeffrey Patterson owns the position specification and the market map. I own sourcing and first contact. Jennifer Frazier, Chief Operating Officer at Sanchez-Baker, is our day-to-day contact and controls board scheduling, which is going to matter more than anything else on this list.</w:t>
-      </w:r>
-    </w:p>
-    <w:p>
-      <w:r>
-        <w:t>The objective is one director elected to the board inside the term of the engagement, chosen from a slate we can defend name by name. Everything below serves that and nothing else. Two measures I care about: how many of the people we want to talk to will take the call, and how long the board takes to answer once they have. The first is our problem. The second is the one that sinks searches, and it is the one we have the least control over, so we start managing it now rather than in the last month.</w:t>
+        <w:t>To: Search team, James Grant and Jeffrey Patterson. From: Jason Bell. Re: kickoff of the board director search for Sanchez-Baker.</w:t>
       </w:r>
     </w:p>
     <w:p>
@@ -40,7 +12,53 @@
         <w:pStyle w:val="Heading2"/>
       </w:pPr>
       <w:r>
-        <w:t>Workstreams</w:t>
+        <w:t>Objective</w:t>
+      </w:r>
+    </w:p>
+    <w:p>
+      <w:r>
+        <w:t>We have been retained to identify and recruit an independent director for the client's board. The search runs about four months. This memo records where we start and who owns what. The deliverable is a slate, not a single name. The board chooses; we find and qualify the field.</w:t>
+      </w:r>
+    </w:p>
+    <w:p>
+      <w:r>
+        <w:t>The brief is a board seat, not an executive hire. That changes the field. We are looking for judgment, sector credibility, and the standing to be heard in the room, more than day-to-day availability.</w:t>
+      </w:r>
+    </w:p>
+    <w:p>
+      <w:r>
+        <w:t>The sectors to map are the ones the board named as priorities. Within them, we look first at sitting non-executive directors and recently retired senior operators, and second at strong functional leaders ready for a first board seat. Jason Bell will draw the field from public filings, board rosters, and our own network.</w:t>
+      </w:r>
+    </w:p>
+    <w:p>
+      <w:r>
+        <w:t>Our client contact is Jennifer Frazier, Chief Operating Officer. All client communication routes through her unless she directs otherwise. The engagement began on May 13, 2017.</w:t>
+      </w:r>
+    </w:p>
+    <w:p>
+      <w:r>
+        <w:t>Reporting cadence is a short weekly note to the client and this internal thread kept current. Jeffrey owns the client scheduling. Jason owns the research updates. James owns anything that touches the specification or assessment.</w:t>
+      </w:r>
+    </w:p>
+    <w:p>
+      <w:pPr>
+        <w:pStyle w:val="Heading2"/>
+      </w:pPr>
+      <w:r>
+        <w:t>What a good outcome looks like</w:t>
+      </w:r>
+    </w:p>
+    <w:p>
+      <w:r>
+        <w:t>A good outcome is a short slate of three or four genuine prospects the board is glad to interview. Each name has to be a real candidate, not a name to fill the list. We aim for a small, strong slate, not a long one. If the specification holds through the first approaches without rework, the calibration was right. If prospects push back on the profile, we adjust the specification at once and re-map.</w:t>
+      </w:r>
+    </w:p>
+    <w:p>
+      <w:pPr>
+        <w:pStyle w:val="Heading2"/>
+      </w:pPr>
+      <w:r>
+        <w:t>Lines of work</w:t>
       </w:r>
     </w:p>
     <w:p>
@@ -48,7 +66,7 @@
         <w:pStyle w:val="ListBullet"/>
       </w:pPr>
       <w:r>
-        <w:t>Specification. Jeffrey Patterson drafts it after the board interviews, not before. Nothing goes out until the board signs it off. Draft to James Grant first.</w:t>
+        <w:t>Market map and long list. Owner: Jason Bell. Build the field of prospective directors from current and recent board and senior operating roles.</w:t>
       </w:r>
     </w:p>
     <w:p>
@@ -56,7 +74,7 @@
         <w:pStyle w:val="ListBullet"/>
       </w:pPr>
       <w:r>
-        <w:t>Market map. Sitting and recently retired directors, plus operators with board-ready profiles in adjacent sectors. Jeffrey Patterson builds it; I feed him names as they surface from calls.</w:t>
+        <w:t>Specification. Owner: James Grant, with the client. Agree the profile, the priorities, and any firm requirements before outreach opens.</w:t>
       </w:r>
     </w:p>
     <w:p>
@@ -64,7 +82,7 @@
         <w:pStyle w:val="ListBullet"/>
       </w:pPr>
       <w:r>
-        <w:t>Sourcing and first contact. Mine. I work the phone. Assume most of the useful names come from people who are not themselves candidates, which is the part that does not show up on a list.</w:t>
+        <w:t>Candidate approaches and care. Owner: Jeffrey Patterson. Manage first contact, interest, and scheduling; keep every thread current.</w:t>
       </w:r>
     </w:p>
     <w:p>
@@ -72,7 +90,7 @@
         <w:pStyle w:val="ListBullet"/>
       </w:pPr>
       <w:r>
-        <w:t>Client management and calendar. James Grant. Board availability across the summer is the risk on this search, and Jennifer Frazier is the only person who can fix it.</w:t>
+        <w:t>Assessment and references. Owner: James Grant. Test the advancing candidates against the specification and lead the reference work.</w:t>
       </w:r>
     </w:p>
     <w:p>
@@ -80,23 +98,7 @@
         <w:pStyle w:val="ListBullet"/>
       </w:pPr>
       <w:r>
-        <w:t>Off-limits. Confirm with Jennifer Frazier which companies are out of bounds before I start calling into them. Easier to ask now than to unwind an approach later.</w:t>
-      </w:r>
-    </w:p>
-    <w:p>
-      <w:pPr>
-        <w:pStyle w:val="ListBullet"/>
-      </w:pPr>
-      <w:r>
-        <w:t>Discretion. No candidate named in anything that circulates. Current role only, in every document that leaves the team, including our own notes.</w:t>
-      </w:r>
-    </w:p>
-    <w:p>
-      <w:pPr>
-        <w:pStyle w:val="ListBullet"/>
-      </w:pPr>
-      <w:r>
-        <w:t>Slate assembly and presentation. James Grant and Jeffrey Patterson, working from my contact notes on every candidate we approach.</w:t>
+        <w:t>Client updates. Owner: Jeffrey Patterson. Send a short weekly note to the client and keep this internal thread current.</w:t>
       </w:r>
     </w:p>
     <w:p>
@@ -104,52 +106,43 @@
         <w:pStyle w:val="Heading2"/>
       </w:pPr>
       <w:r>
-        <w:t>Next Steps</w:t>
+        <w:t>Timeline</w:t>
+      </w:r>
+    </w:p>
+    <w:p>
+      <w:r>
+        <w:t>We are early. The first weeks are market work and specification. The middle weeks are approaches and first conversations. The back weeks are assessment, references, and interviews. We hold to that sequence unless the client's needs move it. We are in the first block now. No approaches go out until the specification is confirmed.</w:t>
       </w:r>
     </w:p>
     <w:p>
       <w:pPr>
-        <w:pStyle w:val="ListBullet"/>
+        <w:pStyle w:val="Heading2"/>
       </w:pPr>
       <w:r>
-        <w:t>Board interviews to be scheduled through Jennifer Frazier. Ask for the chair and the directors who will vote, not the whole board. A room of nine produces a specification nobody wrote.</w:t>
+        <w:t>Discipline</w:t>
+      </w:r>
+    </w:p>
+    <w:p>
+      <w:r>
+        <w:t>One standing rule. We describe candidates by their current seat, never by name, in anything that circulates. The strongest prospects are often people who are not looking to move, so first approaches are discreet and go out only once the specification is set.</w:t>
       </w:r>
     </w:p>
     <w:p>
       <w:pPr>
-        <w:pStyle w:val="ListBullet"/>
+        <w:pStyle w:val="Heading2"/>
       </w:pPr>
       <w:r>
-        <w:t>Jeffrey Patterson to circulate a specification outline before those interviews, so we ask the right questions in the room rather than reconstruct them from memory afterward.</w:t>
-      </w:r>
-    </w:p>
-    <w:p>
-      <w:pPr>
-        <w:pStyle w:val="ListBullet"/>
-      </w:pPr>
-      <w:r>
-        <w:t>I start calls this week. Not waiting for the map to be finished. The map gets better from the calls, not the other way round.</w:t>
-      </w:r>
-    </w:p>
-    <w:p>
-      <w:pPr>
-        <w:pStyle w:val="ListBullet"/>
-      </w:pPr>
-      <w:r>
-        <w:t>James Grant to get a read on what this board will actually approve, and on whether it has approved anything like it before. That is not in the letter and we should not learn it from a rejection.</w:t>
-      </w:r>
-    </w:p>
-    <w:p>
-      <w:pPr>
-        <w:pStyle w:val="ListBullet"/>
-      </w:pPr>
-      <w:r>
-        <w:t>Every approach logged the day it happens. If it is not in the log, I did not make the call, and by August none of us will remember.</w:t>
+        <w:t>Immediate steps</w:t>
       </w:r>
     </w:p>
     <w:p>
       <w:r>
-        <w:t>One thing worth saying at the start. Sanchez-Baker has told us the seat is open. The board has not yet told itself what the seat is for, and until it does, any name we put forward is a guess wearing a resume. That is normal at kickoff and it is the entire reason the specification comes first. Expect someone to ask for names in week two. Push back. Questions to me or to James Grant, and if it is about the calendar, it is James Grant.</w:t>
+        <w:t>First actions are set. Jason Bell opens the market map now. James Grant drafts the specification for the client call. Jeffrey Patterson holds two interview windows in reserve so we are not chasing diaries later. Early feedback matters more than usual here, so we calibrate the specification hard in the first two weeks and adjust the map fast if the client's read differs from ours. By the internal review, the long list should sit at a workable size, roughly two to three dozen names, before any narrowing begins.</w:t>
+      </w:r>
+    </w:p>
+    <w:p>
+      <w:r>
+        <w:t>We regroup at the end of the first fortnight to review the long list. Flag anything that needs the client before then. Keep the client thread and this one current; a search stalls when a note sits unanswered.</w:t>
       </w:r>
     </w:p>
     <w:sectPr>

--- a/companies/northgate-staffing/Engagements/Sanchez-Baker/2017.05.16 - Kickoff Memo - Board Director Search.docx
+++ b/companies/northgate-staffing/Engagements/Sanchez-Baker/2017.05.16 - Kickoff Memo - Board Director Search.docx
@@ -3,8 +3,25 @@
 <w:document xmlns:wpc="http://schemas.microsoft.com/office/word/2010/wordprocessingCanvas" xmlns:mo="http://schemas.microsoft.com/office/mac/office/2008/main" xmlns:mc="http://schemas.openxmlformats.org/markup-compatibility/2006" xmlns:mv="urn:schemas-microsoft-com:mac:vml" xmlns:o="urn:schemas-microsoft-com:office:office" xmlns:r="http://schemas.openxmlformats.org/officeDocument/2006/relationships" xmlns:m="http://schemas.openxmlformats.org/officeDocument/2006/math" xmlns:v="urn:schemas-microsoft-com:vml" xmlns:wp14="http://schemas.microsoft.com/office/word/2010/wordprocessingDrawing" xmlns:wp="http://schemas.openxmlformats.org/drawingml/2006/wordprocessingDrawing" xmlns:w10="urn:schemas-microsoft-com:office:word" xmlns:w="http://schemas.openxmlformats.org/wordprocessingml/2006/main" xmlns:w14="http://schemas.microsoft.com/office/word/2010/wordml" xmlns:wpg="http://schemas.microsoft.com/office/word/2010/wordprocessingGroup" xmlns:wpi="http://schemas.microsoft.com/office/word/2010/wordprocessingInk" xmlns:wne="http://schemas.microsoft.com/office/word/2006/wordml" xmlns:wps="http://schemas.microsoft.com/office/word/2010/wordprocessingShape" mc:Ignorable="w14 wp14">
   <w:body>
     <w:p>
+      <w:pPr>
+        <w:pStyle w:val="Heading1"/>
+      </w:pPr>
       <w:r>
-        <w:t>To: Search team, James Grant and Jeffrey Patterson. From: Jason Bell. Re: kickoff of the board director search for Sanchez-Baker.</w:t>
+        <w:t>Kickoff: board director search, Sanchez-Baker</w:t>
+      </w:r>
+    </w:p>
+    <w:p>
+      <w:r>
+        <w:t>To: Jeffrey Patterson, James Grant</w:t>
+        <w:br/>
+        <w:t>From: Jason Bell</w:t>
+        <w:br/>
+        <w:t>Copy: engagement file</w:t>
+      </w:r>
+    </w:p>
+    <w:p>
+      <w:r>
+        <w:t>The engagement opened May 13, 2017. The board is seating one independent director and the seat is weighted to audit committee work. This memo records the objective, the five pieces of work, who owns each, and what I need this week.</w:t>
       </w:r>
     </w:p>
     <w:p>
@@ -17,27 +34,12 @@
     </w:p>
     <w:p>
       <w:r>
-        <w:t>We have been retained to identify and recruit an independent director for the client's board. The search runs about four months. This memo records where we start and who owns what. The deliverable is a slate, not a single name. The board chooses; we find and qualify the field.</w:t>
+        <w:t>Present a slate of independent directors who can serve on the audit committee from their first meeting. The client wants financial depth and someone who has seen a company through a change of scale. Sector adjacency is desirable and not required.</w:t>
       </w:r>
     </w:p>
     <w:p>
       <w:r>
-        <w:t>The brief is a board seat, not an executive hire. That changes the field. We are looking for judgment, sector credibility, and the standing to be heard in the room, more than day-to-day availability.</w:t>
-      </w:r>
-    </w:p>
-    <w:p>
-      <w:r>
-        <w:t>The sectors to map are the ones the board named as priorities. Within them, we look first at sitting non-executive directors and recently retired senior operators, and second at strong functional leaders ready for a first board seat. Jason Bell will draw the field from public filings, board rosters, and our own network.</w:t>
-      </w:r>
-    </w:p>
-    <w:p>
-      <w:r>
-        <w:t>Our client contact is Jennifer Frazier, Chief Operating Officer. All client communication routes through her unless she directs otherwise. The engagement began on May 13, 2017.</w:t>
-      </w:r>
-    </w:p>
-    <w:p>
-      <w:r>
-        <w:t>Reporting cadence is a short weekly note to the client and this internal thread kept current. Jeffrey owns the client scheduling. Jason owns the research updates. James owns anything that touches the specification or assessment.</w:t>
+        <w:t>The intake call set two constraints worth repeating here. The board meets four times a year and expects committee work between meetings, so availability is a screening question and not a closing one. And the seat is being added, not replaced, which means there is no predecessor for a candidate to be measured against.</w:t>
       </w:r>
     </w:p>
     <w:p>
@@ -45,12 +47,52 @@
         <w:pStyle w:val="Heading2"/>
       </w:pPr>
       <w:r>
-        <w:t>What a good outcome looks like</w:t>
+        <w:t>The work</w:t>
       </w:r>
     </w:p>
     <w:p>
       <w:r>
-        <w:t>A good outcome is a short slate of three or four genuine prospects the board is glad to interview. Each name has to be a real candidate, not a name to fill the list. We aim for a small, strong slate, not a long one. If the specification holds through the first approaches without rework, the calibration was right. If prospects push back on the profile, we adjust the specification at once and re-map.</w:t>
+        <w:t>Five pieces, listed in the order they gate one another. Nothing downstream of the specification begins before the client has signed it off.</w:t>
+      </w:r>
+    </w:p>
+    <w:p>
+      <w:pPr>
+        <w:pStyle w:val="ListBullet"/>
+      </w:pPr>
+      <w:r>
+        <w:t>1. Specification. Interviews with Jennifer Frazier and with the nominating committee, then a draft for their approval. Jeffrey Patterson leads. Nothing goes to a candidate before it is signed off.</w:t>
+      </w:r>
+    </w:p>
+    <w:p>
+      <w:pPr>
+        <w:pStyle w:val="ListBullet"/>
+      </w:pPr>
+      <w:r>
+        <w:t>2. Market map. Companies in the client's revenue band plus two adjacent sectors, and separately the population of sitting and former audit chairs. I own this. Target is a map we can defend rather than a long one.</w:t>
+      </w:r>
+    </w:p>
+    <w:p>
+      <w:pPr>
+        <w:pStyle w:val="ListBullet"/>
+      </w:pPr>
+      <w:r>
+        <w:t>3. Long list. Built from the map and not from the files. I own it. James Grant reads it before any name is approached.</w:t>
+      </w:r>
+    </w:p>
+    <w:p>
+      <w:pPr>
+        <w:pStyle w:val="ListBullet"/>
+      </w:pPr>
+      <w:r>
+        <w:t>4. Approach protocol. Every approach by telephone and by a consultant. James Grant sets the wording. No candidate name travels outside the engagement file, and the client sees roles and records until the slate.</w:t>
+      </w:r>
+    </w:p>
+    <w:p>
+      <w:pPr>
+        <w:pStyle w:val="ListBullet"/>
+      </w:pPr>
+      <w:r>
+        <w:t>5. Reporting. A written update to Jennifer Frazier every two weeks and a working session with the client at each review point. Jeffrey Patterson owns the client relationship. I draft.</w:t>
       </w:r>
     </w:p>
     <w:p>
@@ -58,47 +100,12 @@
         <w:pStyle w:val="Heading2"/>
       </w:pPr>
       <w:r>
-        <w:t>Lines of work</w:t>
+        <w:t>Timing</w:t>
       </w:r>
     </w:p>
     <w:p>
-      <w:pPr>
-        <w:pStyle w:val="ListBullet"/>
-      </w:pPr>
       <w:r>
-        <w:t>Market map and long list. Owner: Jason Bell. Build the field of prospective directors from current and recent board and senior operating roles.</w:t>
-      </w:r>
-    </w:p>
-    <w:p>
-      <w:pPr>
-        <w:pStyle w:val="ListBullet"/>
-      </w:pPr>
-      <w:r>
-        <w:t>Specification. Owner: James Grant, with the client. Agree the profile, the priorities, and any firm requirements before outreach opens.</w:t>
-      </w:r>
-    </w:p>
-    <w:p>
-      <w:pPr>
-        <w:pStyle w:val="ListBullet"/>
-      </w:pPr>
-      <w:r>
-        <w:t>Candidate approaches and care. Owner: Jeffrey Patterson. Manage first contact, interest, and scheduling; keep every thread current.</w:t>
-      </w:r>
-    </w:p>
-    <w:p>
-      <w:pPr>
-        <w:pStyle w:val="ListBullet"/>
-      </w:pPr>
-      <w:r>
-        <w:t>Assessment and references. Owner: James Grant. Test the advancing candidates against the specification and lead the reference work.</w:t>
-      </w:r>
-    </w:p>
-    <w:p>
-      <w:pPr>
-        <w:pStyle w:val="ListBullet"/>
-      </w:pPr>
-      <w:r>
-        <w:t>Client updates. Owner: Jeffrey Patterson. Send a short weekly note to the client and keep this internal thread current.</w:t>
+        <w:t>The specification should be signed off inside three weeks. The map runs alongside it and does not wait for it. The first formal approaches follow the client review of the long list and not before, which puts them a clear month out on the current shape of the calendar.</w:t>
       </w:r>
     </w:p>
     <w:p>
@@ -106,12 +113,17 @@
         <w:pStyle w:val="Heading2"/>
       </w:pPr>
       <w:r>
-        <w:t>Timeline</w:t>
+        <w:t>Open questions</w:t>
       </w:r>
     </w:p>
     <w:p>
       <w:r>
-        <w:t>We are early. The first weeks are market work and specification. The middle weeks are approaches and first conversations. The back weeks are assessment, references, and interviews. We hold to that sequence unless the client's needs move it. We are in the first block now. No approaches go out until the specification is confirmed.</w:t>
+        <w:t>Two things are unresolved and both affect the approach wording. We do not know whether the seat carries the audit committee chair or only membership, and candidates at this level will ask before they agree to a conversation. We also do not know how the board wants the search described if a candidate's own employer hears about it, which on a board seat is a live possibility and not a remote one.</w:t>
+      </w:r>
+    </w:p>
+    <w:p>
+      <w:r>
+        <w:t>Both belong in the specification interview and not in a note. They are short questions and they will take two minutes in the room, and the answers are worth more when we can hear the hesitation behind them.</w:t>
       </w:r>
     </w:p>
     <w:p>
@@ -119,30 +131,22 @@
         <w:pStyle w:val="Heading2"/>
       </w:pPr>
       <w:r>
-        <w:t>Discipline</w:t>
+        <w:t>This week</w:t>
       </w:r>
     </w:p>
     <w:p>
       <w:r>
-        <w:t>One standing rule. We describe candidates by their current seat, never by name, in anything that circulates. The strongest prospects are often people who are not looking to move, so first approaches are discreet and go out only once the specification is set.</w:t>
-      </w:r>
-    </w:p>
-    <w:p>
-      <w:pPr>
-        <w:pStyle w:val="Heading2"/>
-      </w:pPr>
-      <w:r>
-        <w:t>Immediate steps</w:t>
+        <w:t>The specification interviews are the gate on everything else, so scheduling them is the first job. I will send the request to Jennifer Frazier today and hold two slots that suit James Grant as well, since he should hear the brief first hand rather than read it.</w:t>
       </w:r>
     </w:p>
     <w:p>
       <w:r>
-        <w:t>First actions are set. Jason Bell opens the market map now. James Grant drafts the specification for the client call. Jeffrey Patterson holds two interview windows in reserve so we are not chasing diaries later. Early feedback matters more than usual here, so we calibrate the specification hard in the first two weeks and adjust the map fast if the client's read differs from ours. By the internal review, the long list should sit at a workable size, roughly two to three dozen names, before any narrowing begins.</w:t>
+        <w:t>Jeffrey Patterson, the draft outline for the specification is yours. My notes from the intake call are in the engagement file and they are fuller than the summary I sent round.</w:t>
       </w:r>
     </w:p>
     <w:p>
       <w:r>
-        <w:t>We regroup at the end of the first fortnight to review the long list. Flag anything that needs the client before then. Keep the client thread and this one current; a search stalls when a note sits unanswered.</w:t>
+        <w:t>James Grant, I need your read on the approach wording before I make any research calls. I will not put a call into the market until it is settled. If you want the first version to come from me, say so and I will draft it against the intake notes.</w:t>
       </w:r>
     </w:p>
     <w:sectPr>
